--- a/CÔNG TY PERFECT VENUS/PerfectVenus_ThayDoiThanhVien_DDPL/PerfectVenus_ThayDoiThanhVien/PerfectVenus_NGHỊ QUYẾT HỘI ĐỒNG THÀNH VIÊN.docx
+++ b/CÔNG TY PERFECT VENUS/PerfectVenus_ThayDoiThanhVien_DDPL/PerfectVenus_ThayDoiThanhVien/PerfectVenus_NGHỊ QUYẾT HỘI ĐỒNG THÀNH VIÊN.docx
@@ -52,7 +52,7 @@
                 <w:szCs w:val="26"/>
                 <w:lang w:eastAsia="zh-CN"/>
               </w:rPr>
-              <w:t>CÔNG TY TNHH VENUS FURNISHER</w:t>
+              <w:t>CÔNG TY TNHH PERFECT VENUS</w:t>
             </w:r>
             <w:r>
               <w:rPr>
@@ -412,7 +412,7 @@
           <w:szCs w:val="26"/>
           <w:lang w:eastAsia="zh-CN"/>
         </w:rPr>
-        <w:t>CÔNG TY TNHH VENUS FURNISHER</w:t>
+        <w:t>CÔNG TY TNHH PERFECT VENUS</w:t>
       </w:r>
     </w:p>
     <w:p>
@@ -466,6 +466,16 @@
           <w:szCs w:val="26"/>
         </w:rPr>
         <w:t>thành viên, đại diện pháp luật</w:t>
+      </w:r>
+      <w:r>
+        <w:rPr>
+          <w:rFonts w:ascii="Times New Roman" w:eastAsia="Times New Roman" w:hAnsi="Times New Roman" w:cs="Times New Roman"/>
+          <w:bCs/>
+          <w:i/>
+          <w:sz w:val="26"/>
+          <w:szCs w:val="26"/>
+        </w:rPr>
+        <w:t>, ngành nghề</w:t>
       </w:r>
     </w:p>
     <w:p>
@@ -561,7 +571,7 @@
           <w:szCs w:val="26"/>
           <w:lang w:eastAsia="zh-CN"/>
         </w:rPr>
-        <w:t>CÔNG TY TNHH VENUS FURNISHER</w:t>
+        <w:t>CÔNG TY TNHH PERFECT VENUS</w:t>
       </w:r>
       <w:r>
         <w:rPr>
@@ -997,8 +1007,6 @@
         </w:rPr>
         <w:t>i d</w:t>
       </w:r>
-      <w:bookmarkStart w:id="0" w:name="_GoBack"/>
-      <w:bookmarkEnd w:id="0"/>
       <w:r>
         <w:rPr>
           <w:rFonts w:ascii="Times New Roman" w:hAnsi="Times New Roman"/>
@@ -1079,7 +1087,7 @@
           <w:sz w:val="26"/>
           <w:szCs w:val="26"/>
         </w:rPr>
-        <w:t xml:space="preserve"> Chủ tịch Hội đồng thành viên kiêm Giám đốc </w:t>
+        <w:t xml:space="preserve"> Giám đốc </w:t>
       </w:r>
     </w:p>
     <w:p>
@@ -1310,7 +1318,7 @@
           <w:sz w:val="26"/>
           <w:szCs w:val="26"/>
         </w:rPr>
-        <w:t>YEOH ZHONG XIANG</w:t>
+        <w:t>PHẠM CÔNG SANG</w:t>
       </w:r>
       <w:r>
         <w:rPr>
@@ -1441,7 +1449,7 @@
           <w:sz w:val="26"/>
           <w:szCs w:val="26"/>
         </w:rPr>
-        <w:t>06/08/1985</w:t>
+        <w:t>20/10/1994</w:t>
       </w:r>
     </w:p>
     <w:p>
@@ -1466,7 +1474,7 @@
           <w:sz w:val="26"/>
           <w:szCs w:val="26"/>
         </w:rPr>
-        <w:t>Quốc tịch:</w:t>
+        <w:t>Số định danh cá nhân:</w:t>
       </w:r>
       <w:r>
         <w:rPr>
@@ -1482,7 +1490,7 @@
           <w:sz w:val="26"/>
           <w:szCs w:val="26"/>
         </w:rPr>
-        <w:t>Malaysia</w:t>
+        <w:t>080094013275</w:t>
       </w:r>
     </w:p>
     <w:p>
@@ -1507,18 +1515,7 @@
           <w:sz w:val="26"/>
           <w:szCs w:val="26"/>
         </w:rPr>
-        <w:lastRenderedPageBreak/>
-        <w:t>Loại giấy tờ, số, ngày cấp, cơ quan cấp Giấy tờ pháp lý của cá nhân</w:t>
-      </w:r>
-      <w:r>
-        <w:rPr>
-          <w:rFonts w:ascii="Times New Roman" w:eastAsia="Times New Roman" w:hAnsi="Times New Roman" w:cs="Times New Roman"/>
-          <w:b/>
-          <w:bCs/>
-          <w:sz w:val="26"/>
-          <w:szCs w:val="26"/>
-        </w:rPr>
-        <w:t>:</w:t>
+        <w:t>Địa chỉ liên lạc:</w:t>
       </w:r>
       <w:r>
         <w:rPr>
@@ -1534,80 +1531,21 @@
           <w:sz w:val="26"/>
           <w:szCs w:val="26"/>
         </w:rPr>
-        <w:t>Hộ chiếu nước ngoài: A62633793; Ngày cấp 24/12/2024; Nơi cấp: Kelana Jaya</w:t>
-      </w:r>
-      <w:r>
-        <w:rPr>
-          <w:rFonts w:ascii="Times New Roman" w:eastAsia="Times New Roman" w:hAnsi="Times New Roman" w:cs="Times New Roman"/>
-          <w:sz w:val="26"/>
-          <w:szCs w:val="26"/>
-        </w:rPr>
-        <w:t xml:space="preserve"> </w:t>
-      </w:r>
-    </w:p>
-    <w:p>
-      <w:pPr>
-        <w:numPr>
-          <w:ilvl w:val="1"/>
-          <w:numId w:val="5"/>
-        </w:numPr>
-        <w:spacing w:before="100" w:beforeAutospacing="1" w:after="100" w:afterAutospacing="1" w:line="240" w:lineRule="auto"/>
+        <w:t>Số Nhà 224, Ấp Mỹ Đạo, Xã Nhựt Tảo, Tỉnh Tây Ninh</w:t>
+      </w:r>
+      <w:r>
+        <w:rPr>
+          <w:rFonts w:ascii="Times New Roman" w:eastAsia="Times New Roman" w:hAnsi="Times New Roman" w:cs="Times New Roman"/>
+          <w:sz w:val="26"/>
+          <w:szCs w:val="26"/>
+        </w:rPr>
+        <w:t xml:space="preserve">, Việt Nam </w:t>
+      </w:r>
+    </w:p>
+    <w:p>
+      <w:pPr>
+        <w:spacing w:after="120" w:line="240" w:lineRule="auto"/>
         <w:ind w:right="0"/>
-        <w:rPr>
-          <w:rFonts w:ascii="Times New Roman" w:eastAsia="Times New Roman" w:hAnsi="Times New Roman" w:cs="Times New Roman"/>
-          <w:sz w:val="26"/>
-          <w:szCs w:val="26"/>
-        </w:rPr>
-      </w:pPr>
-      <w:r>
-        <w:rPr>
-          <w:rFonts w:ascii="Times New Roman" w:eastAsia="Times New Roman" w:hAnsi="Times New Roman" w:cs="Times New Roman"/>
-          <w:b/>
-          <w:bCs/>
-          <w:sz w:val="26"/>
-          <w:szCs w:val="26"/>
-        </w:rPr>
-        <w:t>Địa chỉ liên lạc:</w:t>
-      </w:r>
-      <w:r>
-        <w:rPr>
-          <w:rFonts w:ascii="Times New Roman" w:eastAsia="Times New Roman" w:hAnsi="Times New Roman" w:cs="Times New Roman"/>
-          <w:sz w:val="26"/>
-          <w:szCs w:val="26"/>
-        </w:rPr>
-        <w:t xml:space="preserve"> </w:t>
-      </w:r>
-      <w:r>
-        <w:rPr>
-          <w:rFonts w:ascii="Times New Roman" w:hAnsi="Times New Roman" w:cs="Times New Roman"/>
-          <w:sz w:val="26"/>
-          <w:szCs w:val="26"/>
-          <w:lang w:val="vi-VN"/>
-        </w:rPr>
-        <w:t>B1-03-08, Chung cư The Habitat, khu phố Bình Đáng, Phường Bình Hòa, Hồ Chí Minh</w:t>
-      </w:r>
-      <w:r>
-        <w:rPr>
-          <w:rFonts w:ascii="Times New Roman" w:hAnsi="Times New Roman" w:cs="Times New Roman"/>
-          <w:sz w:val="26"/>
-          <w:szCs w:val="26"/>
-        </w:rPr>
-        <w:t>,Việt Nam</w:t>
-      </w:r>
-      <w:r>
-        <w:rPr>
-          <w:rFonts w:ascii="Times New Roman" w:eastAsia="Times New Roman" w:hAnsi="Times New Roman" w:cs="Times New Roman"/>
-          <w:sz w:val="26"/>
-          <w:szCs w:val="26"/>
-        </w:rPr>
-        <w:t xml:space="preserve"> </w:t>
-      </w:r>
-    </w:p>
-    <w:p>
-      <w:pPr>
-        <w:pStyle w:val="ListParagraph"/>
-        <w:spacing w:after="120" w:line="240" w:lineRule="auto"/>
-        <w:ind w:left="1074" w:right="0"/>
         <w:jc w:val="both"/>
         <w:rPr>
           <w:rFonts w:ascii="Times New Roman" w:hAnsi="Times New Roman"/>
@@ -1695,9 +1633,273 @@
           <w:sz w:val="26"/>
           <w:szCs w:val="26"/>
         </w:rPr>
-        <w:t>Giao cho Người đại diện theo pháp luật của công ty tiến hành các thủ tục cần thiết theo quy định của pháp luật.</w:t>
-      </w:r>
-    </w:p>
+        <w:t>Cập nhật ngành nghề sau</w:t>
+      </w:r>
+      <w:r>
+        <w:rPr>
+          <w:rFonts w:ascii="Times New Roman" w:hAnsi="Times New Roman" w:cs="Times New Roman"/>
+          <w:sz w:val="26"/>
+          <w:szCs w:val="26"/>
+        </w:rPr>
+        <w:t>:</w:t>
+      </w:r>
+    </w:p>
+    <w:tbl>
+      <w:tblPr>
+        <w:tblW w:w="9214" w:type="dxa"/>
+        <w:tblInd w:w="108" w:type="dxa"/>
+        <w:tblBorders>
+          <w:top w:val="single" w:sz="4" w:space="0" w:color="000000"/>
+          <w:left w:val="single" w:sz="4" w:space="0" w:color="000000"/>
+          <w:bottom w:val="single" w:sz="4" w:space="0" w:color="000000"/>
+          <w:right w:val="single" w:sz="4" w:space="0" w:color="000000"/>
+          <w:insideH w:val="single" w:sz="4" w:space="0" w:color="000000"/>
+          <w:insideV w:val="single" w:sz="4" w:space="0" w:color="000000"/>
+        </w:tblBorders>
+        <w:tblLook w:val="04A0" w:firstRow="1" w:lastRow="0" w:firstColumn="1" w:lastColumn="0" w:noHBand="0" w:noVBand="1"/>
+      </w:tblPr>
+      <w:tblGrid>
+        <w:gridCol w:w="800"/>
+        <w:gridCol w:w="5015"/>
+        <w:gridCol w:w="901"/>
+        <w:gridCol w:w="2498"/>
+      </w:tblGrid>
+      <w:tr>
+        <w:tc>
+          <w:tcPr>
+            <w:tcW w:w="810" w:type="dxa"/>
+          </w:tcPr>
+          <w:p>
+            <w:pPr>
+              <w:spacing w:before="120" w:after="0" w:line="340" w:lineRule="exact"/>
+              <w:ind w:left="0" w:right="0"/>
+              <w:jc w:val="center"/>
+              <w:rPr>
+                <w:rFonts w:ascii="Times New Roman" w:hAnsi="Times New Roman" w:cs="Times New Roman"/>
+                <w:sz w:val="28"/>
+                <w:szCs w:val="28"/>
+              </w:rPr>
+            </w:pPr>
+            <w:r>
+              <w:rPr>
+                <w:rFonts w:ascii="Times New Roman" w:hAnsi="Times New Roman" w:cs="Times New Roman"/>
+                <w:sz w:val="28"/>
+                <w:szCs w:val="28"/>
+              </w:rPr>
+              <w:t>STT</w:t>
+            </w:r>
+          </w:p>
+        </w:tc>
+        <w:tc>
+          <w:tcPr>
+            <w:tcW w:w="5456" w:type="dxa"/>
+          </w:tcPr>
+          <w:p>
+            <w:pPr>
+              <w:spacing w:before="120" w:after="0" w:line="340" w:lineRule="exact"/>
+              <w:ind w:left="0" w:right="0"/>
+              <w:jc w:val="center"/>
+              <w:rPr>
+                <w:rFonts w:ascii="Times New Roman" w:hAnsi="Times New Roman" w:cs="Times New Roman"/>
+                <w:sz w:val="28"/>
+                <w:szCs w:val="28"/>
+              </w:rPr>
+            </w:pPr>
+            <w:r>
+              <w:rPr>
+                <w:rFonts w:ascii="Times New Roman" w:hAnsi="Times New Roman" w:cs="Times New Roman"/>
+                <w:sz w:val="28"/>
+                <w:szCs w:val="28"/>
+              </w:rPr>
+              <w:t xml:space="preserve">Tên ngành, nghề kinh doanh </w:t>
+            </w:r>
+          </w:p>
+          <w:p>
+            <w:pPr>
+              <w:spacing w:after="0" w:line="340" w:lineRule="exact"/>
+              <w:ind w:left="0" w:right="0"/>
+              <w:jc w:val="center"/>
+              <w:rPr>
+                <w:rFonts w:ascii="Times New Roman" w:hAnsi="Times New Roman" w:cs="Times New Roman"/>
+                <w:sz w:val="28"/>
+                <w:szCs w:val="28"/>
+              </w:rPr>
+            </w:pPr>
+            <w:r>
+              <w:rPr>
+                <w:rFonts w:ascii="Times New Roman" w:hAnsi="Times New Roman" w:cs="Times New Roman"/>
+                <w:sz w:val="28"/>
+                <w:szCs w:val="28"/>
+              </w:rPr>
+              <w:t>được sửa đổi chi tiết</w:t>
+            </w:r>
+          </w:p>
+        </w:tc>
+        <w:tc>
+          <w:tcPr>
+            <w:tcW w:w="284" w:type="dxa"/>
+          </w:tcPr>
+          <w:p>
+            <w:pPr>
+              <w:spacing w:before="120" w:after="0" w:line="340" w:lineRule="exact"/>
+              <w:ind w:left="0" w:right="0"/>
+              <w:jc w:val="center"/>
+              <w:rPr>
+                <w:rFonts w:ascii="Times New Roman" w:hAnsi="Times New Roman" w:cs="Times New Roman"/>
+                <w:sz w:val="28"/>
+                <w:szCs w:val="28"/>
+              </w:rPr>
+            </w:pPr>
+            <w:r>
+              <w:rPr>
+                <w:rFonts w:ascii="Times New Roman" w:hAnsi="Times New Roman" w:cs="Times New Roman"/>
+                <w:sz w:val="28"/>
+                <w:szCs w:val="28"/>
+              </w:rPr>
+              <w:t>Mã ngành</w:t>
+            </w:r>
+          </w:p>
+        </w:tc>
+        <w:tc>
+          <w:tcPr>
+            <w:tcW w:w="2664" w:type="dxa"/>
+          </w:tcPr>
+          <w:p>
+            <w:pPr>
+              <w:spacing w:before="120" w:after="0" w:line="340" w:lineRule="exact"/>
+              <w:ind w:left="0" w:right="0"/>
+              <w:jc w:val="center"/>
+              <w:rPr>
+                <w:rFonts w:ascii="Times New Roman" w:hAnsi="Times New Roman" w:cs="Times New Roman"/>
+                <w:sz w:val="28"/>
+                <w:szCs w:val="28"/>
+              </w:rPr>
+            </w:pPr>
+            <w:r>
+              <w:rPr>
+                <w:rFonts w:ascii="Times New Roman" w:eastAsia="Times New Roman" w:hAnsi="Times New Roman" w:cs="Times New Roman"/>
+                <w:sz w:val="28"/>
+                <w:szCs w:val="28"/>
+                <w:lang w:eastAsia="zh-CN"/>
+              </w:rPr>
+              <w:t xml:space="preserve">Ngành, nghề kinh doanh chính </w:t>
+            </w:r>
+          </w:p>
+        </w:tc>
+      </w:tr>
+      <w:tr>
+        <w:tc>
+          <w:tcPr>
+            <w:tcW w:w="810" w:type="dxa"/>
+          </w:tcPr>
+          <w:p>
+            <w:pPr>
+              <w:spacing w:before="120" w:after="0" w:line="340" w:lineRule="exact"/>
+              <w:ind w:left="0" w:right="0"/>
+              <w:jc w:val="both"/>
+              <w:rPr>
+                <w:rFonts w:ascii="Times New Roman" w:hAnsi="Times New Roman" w:cs="Times New Roman"/>
+                <w:sz w:val="28"/>
+                <w:szCs w:val="28"/>
+              </w:rPr>
+            </w:pPr>
+            <w:r>
+              <w:rPr>
+                <w:rFonts w:ascii="Times New Roman" w:hAnsi="Times New Roman" w:cs="Times New Roman"/>
+                <w:sz w:val="28"/>
+                <w:szCs w:val="28"/>
+              </w:rPr>
+              <w:t>1</w:t>
+            </w:r>
+          </w:p>
+        </w:tc>
+        <w:tc>
+          <w:tcPr>
+            <w:tcW w:w="5456" w:type="dxa"/>
+          </w:tcPr>
+          <w:p>
+            <w:pPr>
+              <w:spacing w:before="120" w:after="0" w:line="340" w:lineRule="exact"/>
+              <w:ind w:left="0" w:right="0"/>
+              <w:rPr>
+                <w:rFonts w:ascii="Times New Roman" w:hAnsi="Times New Roman" w:cs="Times New Roman"/>
+                <w:sz w:val="28"/>
+                <w:szCs w:val="28"/>
+              </w:rPr>
+            </w:pPr>
+            <w:r>
+              <w:rPr>
+                <w:rFonts w:ascii="Times New Roman" w:hAnsi="Times New Roman" w:cs="Times New Roman"/>
+                <w:sz w:val="28"/>
+                <w:szCs w:val="28"/>
+              </w:rPr>
+              <w:t>Kiểm tra và phân tích kỹ thuật</w:t>
+            </w:r>
+          </w:p>
+          <w:p>
+            <w:pPr>
+              <w:spacing w:before="120" w:after="0" w:line="340" w:lineRule="exact"/>
+              <w:ind w:left="0" w:right="0"/>
+              <w:rPr>
+                <w:rFonts w:ascii="Times New Roman" w:hAnsi="Times New Roman" w:cs="Times New Roman"/>
+                <w:sz w:val="28"/>
+                <w:szCs w:val="28"/>
+              </w:rPr>
+            </w:pPr>
+            <w:r>
+              <w:rPr>
+                <w:rFonts w:ascii="Times New Roman" w:hAnsi="Times New Roman" w:cs="Times New Roman"/>
+                <w:sz w:val="28"/>
+                <w:szCs w:val="28"/>
+              </w:rPr>
+              <w:t>Chi tiết: Kiểm tra, thử nghiệm, phân tích kỹ thuật; kiểm tra chất lượng sản phẩm, hàng hóa, vật liệu, thiết bị; đánh giá sự phù hợp với tiêu chuẩn, quy chuẩn kỹ thuật theo quy định pháp luật.</w:t>
+            </w:r>
+          </w:p>
+        </w:tc>
+        <w:tc>
+          <w:tcPr>
+            <w:tcW w:w="284" w:type="dxa"/>
+          </w:tcPr>
+          <w:p>
+            <w:pPr>
+              <w:spacing w:before="120" w:after="0" w:line="340" w:lineRule="exact"/>
+              <w:ind w:left="0" w:right="0"/>
+              <w:jc w:val="both"/>
+              <w:rPr>
+                <w:rFonts w:ascii="Times New Roman" w:hAnsi="Times New Roman" w:cs="Times New Roman"/>
+                <w:sz w:val="28"/>
+                <w:szCs w:val="28"/>
+              </w:rPr>
+            </w:pPr>
+            <w:r>
+              <w:rPr>
+                <w:rFonts w:ascii="Times New Roman" w:hAnsi="Times New Roman" w:cs="Times New Roman"/>
+                <w:sz w:val="28"/>
+                <w:szCs w:val="28"/>
+              </w:rPr>
+              <w:t>7120</w:t>
+            </w:r>
+          </w:p>
+        </w:tc>
+        <w:tc>
+          <w:tcPr>
+            <w:tcW w:w="2664" w:type="dxa"/>
+          </w:tcPr>
+          <w:p>
+            <w:pPr>
+              <w:spacing w:before="120" w:after="0" w:line="340" w:lineRule="exact"/>
+              <w:ind w:left="0" w:right="0"/>
+              <w:jc w:val="both"/>
+              <w:rPr>
+                <w:rFonts w:ascii="Times New Roman" w:hAnsi="Times New Roman" w:cs="Times New Roman"/>
+                <w:sz w:val="28"/>
+                <w:szCs w:val="28"/>
+              </w:rPr>
+            </w:pPr>
+          </w:p>
+        </w:tc>
+      </w:tr>
+    </w:tbl>
     <w:p>
       <w:pPr>
         <w:spacing w:after="120" w:line="240" w:lineRule="auto"/>
@@ -1709,6 +1911,32 @@
           <w:szCs w:val="26"/>
         </w:rPr>
       </w:pPr>
+      <w:bookmarkStart w:id="0" w:name="_GoBack"/>
+      <w:bookmarkEnd w:id="0"/>
+    </w:p>
+    <w:p>
+      <w:pPr>
+        <w:spacing w:after="120" w:line="240" w:lineRule="auto"/>
+        <w:ind w:left="0" w:right="0" w:firstLine="360"/>
+        <w:jc w:val="both"/>
+        <w:rPr>
+          <w:rFonts w:ascii="Times New Roman" w:hAnsi="Times New Roman" w:cs="Times New Roman"/>
+          <w:sz w:val="26"/>
+          <w:szCs w:val="26"/>
+        </w:rPr>
+      </w:pPr>
+    </w:p>
+    <w:p>
+      <w:pPr>
+        <w:spacing w:after="120" w:line="240" w:lineRule="auto"/>
+        <w:ind w:left="0" w:right="0" w:firstLine="360"/>
+        <w:jc w:val="both"/>
+        <w:rPr>
+          <w:rFonts w:ascii="Times New Roman" w:hAnsi="Times New Roman" w:cs="Times New Roman"/>
+          <w:sz w:val="26"/>
+          <w:szCs w:val="26"/>
+        </w:rPr>
+      </w:pPr>
       <w:r>
         <w:rPr>
           <w:rFonts w:ascii="Times New Roman" w:hAnsi="Times New Roman" w:cs="Times New Roman"/>
@@ -1716,8 +1944,28 @@
           <w:bCs/>
           <w:sz w:val="26"/>
           <w:szCs w:val="26"/>
-        </w:rPr>
-        <w:t> </w:t>
+          <w:u w:val="single"/>
+        </w:rPr>
+        <w:t xml:space="preserve">Điều </w:t>
+      </w:r>
+      <w:r>
+        <w:rPr>
+          <w:rFonts w:ascii="Times New Roman" w:hAnsi="Times New Roman" w:cs="Times New Roman"/>
+          <w:b/>
+          <w:bCs/>
+          <w:sz w:val="26"/>
+          <w:szCs w:val="26"/>
+          <w:u w:val="single"/>
+        </w:rPr>
+        <w:t>4</w:t>
+      </w:r>
+      <w:r>
+        <w:rPr>
+          <w:rFonts w:ascii="Times New Roman" w:hAnsi="Times New Roman" w:cs="Times New Roman"/>
+          <w:sz w:val="26"/>
+          <w:szCs w:val="26"/>
+        </w:rPr>
+        <w:t>: Giao cho Người đại diện theo pháp luật của công ty tiến hành các thủ tục cần thiết theo quy định của pháp luật.</w:t>
       </w:r>
     </w:p>
     <w:p>
@@ -1726,10 +1974,21 @@
         <w:ind w:left="0" w:right="0" w:firstLine="360"/>
         <w:jc w:val="both"/>
         <w:rPr>
-          <w:rFonts w:ascii="Times New Roman" w:eastAsia="DengXian" w:hAnsi="Times New Roman" w:cs="Times New Roman"/>
-          <w:sz w:val="26"/>
-          <w:szCs w:val="26"/>
-          <w:lang w:eastAsia="zh-CN"/>
+          <w:rFonts w:ascii="Times New Roman" w:hAnsi="Times New Roman" w:cs="Times New Roman"/>
+          <w:sz w:val="26"/>
+          <w:szCs w:val="26"/>
+        </w:rPr>
+      </w:pPr>
+    </w:p>
+    <w:p>
+      <w:pPr>
+        <w:spacing w:after="120" w:line="240" w:lineRule="auto"/>
+        <w:ind w:left="0" w:right="0" w:firstLine="360"/>
+        <w:jc w:val="both"/>
+        <w:rPr>
+          <w:rFonts w:ascii="Times New Roman" w:hAnsi="Times New Roman" w:cs="Times New Roman"/>
+          <w:sz w:val="26"/>
+          <w:szCs w:val="26"/>
         </w:rPr>
       </w:pPr>
       <w:r>
@@ -1739,10 +1998,22 @@
           <w:bCs/>
           <w:sz w:val="26"/>
           <w:szCs w:val="26"/>
-          <w:u w:val="single"/>
-        </w:rPr>
-        <w:t xml:space="preserve">Điều </w:t>
-      </w:r>
+        </w:rPr>
+        <w:t> </w:t>
+      </w:r>
+    </w:p>
+    <w:p>
+      <w:pPr>
+        <w:spacing w:after="120" w:line="240" w:lineRule="auto"/>
+        <w:ind w:left="0" w:right="0" w:firstLine="360"/>
+        <w:jc w:val="both"/>
+        <w:rPr>
+          <w:rFonts w:ascii="Times New Roman" w:eastAsia="DengXian" w:hAnsi="Times New Roman" w:cs="Times New Roman"/>
+          <w:sz w:val="26"/>
+          <w:szCs w:val="26"/>
+          <w:lang w:eastAsia="zh-CN"/>
+        </w:rPr>
+      </w:pPr>
       <w:r>
         <w:rPr>
           <w:rFonts w:ascii="Times New Roman" w:hAnsi="Times New Roman" w:cs="Times New Roman"/>
@@ -1752,7 +2023,18 @@
           <w:szCs w:val="26"/>
           <w:u w:val="single"/>
         </w:rPr>
-        <w:t>4</w:t>
+        <w:t xml:space="preserve">Điều </w:t>
+      </w:r>
+      <w:r>
+        <w:rPr>
+          <w:rFonts w:ascii="Times New Roman" w:hAnsi="Times New Roman" w:cs="Times New Roman"/>
+          <w:b/>
+          <w:bCs/>
+          <w:sz w:val="26"/>
+          <w:szCs w:val="26"/>
+          <w:u w:val="single"/>
+        </w:rPr>
+        <w:t>5</w:t>
       </w:r>
       <w:r>
         <w:rPr>
@@ -1875,7 +2157,7 @@
                 <w:sz w:val="26"/>
                 <w:szCs w:val="26"/>
               </w:rPr>
-              <w:t>3</w:t>
+              <w:t>4</w:t>
             </w:r>
             <w:r>
               <w:rPr>

--- a/CÔNG TY PERFECT VENUS/PerfectVenus_ThayDoiThanhVien_DDPL/PerfectVenus_ThayDoiThanhVien/PerfectVenus_NGHỊ QUYẾT HỘI ĐỒNG THÀNH VIÊN.docx
+++ b/CÔNG TY PERFECT VENUS/PerfectVenus_ThayDoiThanhVien_DDPL/PerfectVenus_ThayDoiThanhVien/PerfectVenus_NGHỊ QUYẾT HỘI ĐỒNG THÀNH VIÊN.docx
@@ -1359,7 +1359,41 @@
           <w:sz w:val="26"/>
           <w:szCs w:val="26"/>
         </w:rPr>
-        <w:t xml:space="preserve"> Giám đốc </w:t>
+        <w:t xml:space="preserve"> </w:t>
+      </w:r>
+      <w:r>
+        <w:rPr>
+          <w:rFonts w:ascii="Times New Roman" w:eastAsia="Times New Roman" w:hAnsi="Times New Roman" w:cs="Times New Roman"/>
+          <w:sz w:val="26"/>
+          <w:szCs w:val="26"/>
+        </w:rPr>
+        <w:t>Chủ tịch hội đồng thành viên</w:t>
+      </w:r>
+      <w:r>
+        <w:rPr>
+          <w:rFonts w:ascii="Times New Roman" w:eastAsia="Times New Roman" w:hAnsi="Times New Roman" w:cs="Times New Roman"/>
+          <w:sz w:val="26"/>
+          <w:szCs w:val="26"/>
+        </w:rPr>
+        <w:t xml:space="preserve"> kiêm</w:t>
+      </w:r>
+      <w:bookmarkStart w:id="0" w:name="_GoBack"/>
+      <w:bookmarkEnd w:id="0"/>
+      <w:r>
+        <w:rPr>
+          <w:rFonts w:ascii="Times New Roman" w:eastAsia="Times New Roman" w:hAnsi="Times New Roman" w:cs="Times New Roman"/>
+          <w:sz w:val="26"/>
+          <w:szCs w:val="26"/>
+        </w:rPr>
+        <w:t xml:space="preserve"> </w:t>
+      </w:r>
+      <w:r>
+        <w:rPr>
+          <w:rFonts w:ascii="Times New Roman" w:eastAsia="Times New Roman" w:hAnsi="Times New Roman" w:cs="Times New Roman"/>
+          <w:sz w:val="26"/>
+          <w:szCs w:val="26"/>
+        </w:rPr>
+        <w:t xml:space="preserve">Giám đốc </w:t>
       </w:r>
     </w:p>
     <w:p>
@@ -1911,8 +1945,6 @@
           <w:szCs w:val="26"/>
         </w:rPr>
       </w:pPr>
-      <w:bookmarkStart w:id="0" w:name="_GoBack"/>
-      <w:bookmarkEnd w:id="0"/>
     </w:p>
     <w:p>
       <w:pPr>
@@ -4338,18 +4370,12 @@
 </file>
 
 <file path=customXml/item1.xml><?xml version="1.0" encoding="utf-8"?>
-<p:properties xmlns:p="http://schemas.microsoft.com/office/2006/metadata/properties" xmlns:xsi="http://www.w3.org/2001/XMLSchema-instance" xmlns:pc="http://schemas.microsoft.com/office/infopath/2007/PartnerControls">
-  <documentManagement>
-    <AlternateThumbnailUrl xmlns="http://schemas.microsoft.com/sharepoint/v3">
-      <Url xsi:nil="true"/>
-      <Description xsi:nil="true"/>
-    </AlternateThumbnailUrl>
-    <VideoThumbnail xmlns="4ae7861e-4bff-47fb-9754-a3da037d4eb5" xsi:nil="true"/>
-    <ImageCreateDate xmlns="http://schemas.microsoft.com/sharepoint/v3" xsi:nil="true"/>
-    <GetImgForVideo xmlns="4ae7861e-4bff-47fb-9754-a3da037d4eb5" xsi:nil="true"/>
-    <Description xmlns="http://schemas.microsoft.com/sharepoint/v3" xsi:nil="true"/>
-  </documentManagement>
-</p:properties>
+<?mso-contentType ?>
+<FormTemplates xmlns="http://schemas.microsoft.com/sharepoint/v3/contenttype/forms">
+  <Display>DocumentLibraryForm</Display>
+  <Edit>DocumentLibraryForm</Edit>
+  <New>DocumentLibraryForm</New>
+</FormTemplates>
 </file>
 
 <file path=customXml/item2.xml><?xml version="1.0" encoding="utf-8"?>
@@ -4541,21 +4567,24 @@
 </file>
 
 <file path=customXml/item3.xml><?xml version="1.0" encoding="utf-8"?>
-<?mso-contentType ?>
-<FormTemplates xmlns="http://schemas.microsoft.com/sharepoint/v3/contenttype/forms">
-  <Display>DocumentLibraryForm</Display>
-  <Edit>DocumentLibraryForm</Edit>
-  <New>DocumentLibraryForm</New>
-</FormTemplates>
+<p:properties xmlns:p="http://schemas.microsoft.com/office/2006/metadata/properties" xmlns:xsi="http://www.w3.org/2001/XMLSchema-instance" xmlns:pc="http://schemas.microsoft.com/office/infopath/2007/PartnerControls">
+  <documentManagement>
+    <AlternateThumbnailUrl xmlns="http://schemas.microsoft.com/sharepoint/v3">
+      <Url xsi:nil="true"/>
+      <Description xsi:nil="true"/>
+    </AlternateThumbnailUrl>
+    <VideoThumbnail xmlns="4ae7861e-4bff-47fb-9754-a3da037d4eb5" xsi:nil="true"/>
+    <ImageCreateDate xmlns="http://schemas.microsoft.com/sharepoint/v3" xsi:nil="true"/>
+    <GetImgForVideo xmlns="4ae7861e-4bff-47fb-9754-a3da037d4eb5" xsi:nil="true"/>
+    <Description xmlns="http://schemas.microsoft.com/sharepoint/v3" xsi:nil="true"/>
+  </documentManagement>
+</p:properties>
 </file>
 
 <file path=customXml/itemProps1.xml><?xml version="1.0" encoding="utf-8"?>
-<ds:datastoreItem xmlns:ds="http://schemas.openxmlformats.org/officeDocument/2006/customXml" ds:itemID="{DFBF5159-804B-4563-9B15-6A0468B25410}">
+<ds:datastoreItem xmlns:ds="http://schemas.openxmlformats.org/officeDocument/2006/customXml" ds:itemID="{AFD07A8A-035B-44B3-8740-60045F8E4C9F}">
   <ds:schemaRefs>
-    <ds:schemaRef ds:uri="http://schemas.microsoft.com/office/2006/metadata/properties"/>
-    <ds:schemaRef ds:uri="http://schemas.microsoft.com/office/infopath/2007/PartnerControls"/>
-    <ds:schemaRef ds:uri="http://schemas.microsoft.com/sharepoint/v3"/>
-    <ds:schemaRef ds:uri="4ae7861e-4bff-47fb-9754-a3da037d4eb5"/>
+    <ds:schemaRef ds:uri="http://schemas.microsoft.com/sharepoint/v3/contenttype/forms"/>
   </ds:schemaRefs>
 </ds:datastoreItem>
 </file>
@@ -4580,9 +4609,12 @@
 </file>
 
 <file path=customXml/itemProps3.xml><?xml version="1.0" encoding="utf-8"?>
-<ds:datastoreItem xmlns:ds="http://schemas.openxmlformats.org/officeDocument/2006/customXml" ds:itemID="{AFD07A8A-035B-44B3-8740-60045F8E4C9F}">
+<ds:datastoreItem xmlns:ds="http://schemas.openxmlformats.org/officeDocument/2006/customXml" ds:itemID="{DFBF5159-804B-4563-9B15-6A0468B25410}">
   <ds:schemaRefs>
-    <ds:schemaRef ds:uri="http://schemas.microsoft.com/sharepoint/v3/contenttype/forms"/>
+    <ds:schemaRef ds:uri="http://schemas.microsoft.com/office/2006/metadata/properties"/>
+    <ds:schemaRef ds:uri="http://schemas.microsoft.com/office/infopath/2007/PartnerControls"/>
+    <ds:schemaRef ds:uri="http://schemas.microsoft.com/sharepoint/v3"/>
+    <ds:schemaRef ds:uri="4ae7861e-4bff-47fb-9754-a3da037d4eb5"/>
   </ds:schemaRefs>
 </ds:datastoreItem>
 </file>